--- a/statics/SOP.docx
+++ b/statics/SOP.docx
@@ -5,27 +5,27 @@
     <w:p>
       <w:pPr>
         <w:rPr>
+          <w:rFonts w:ascii="Times New Roman" w:hAnsi="Times New Roman" w:cs="Times New Roman"/>
+          <w:sz w:val="24"/>
+          <w:szCs w:val="24"/>
+        </w:rPr>
+      </w:pPr>
+      <w:r>
+        <w:rPr>
+          <w:rFonts w:ascii="Times New Roman" w:hAnsi="Times New Roman" w:cs="Times New Roman"/>
+          <w:sz w:val="24"/>
+          <w:szCs w:val="24"/>
+        </w:rPr>
+        <w:tab/>
+        <w:t>Statement of purpos</w:t>
+      </w:r>
+      <w:r>
+        <w:rPr>
           <w:rFonts w:ascii="Times New Roman" w:hAnsi="Times New Roman" w:cs="Times New Roman" w:hint="eastAsia"/>
           <w:sz w:val="24"/>
           <w:szCs w:val="24"/>
         </w:rPr>
-      </w:pPr>
-      <w:r>
-        <w:rPr>
-          <w:rFonts w:ascii="Times New Roman" w:hAnsi="Times New Roman" w:cs="Times New Roman"/>
-          <w:sz w:val="24"/>
-          <w:szCs w:val="24"/>
-        </w:rPr>
-        <w:tab/>
-        <w:t>Statement of purpose</w:t>
-      </w:r>
-      <w:r>
-        <w:rPr>
-          <w:rFonts w:ascii="Times New Roman" w:hAnsi="Times New Roman" w:cs="Times New Roman" w:hint="eastAsia"/>
-          <w:sz w:val="24"/>
-          <w:szCs w:val="24"/>
-        </w:rPr>
-        <w:t>废话连篇版</w:t>
+        <w:t>e</w:t>
       </w:r>
     </w:p>
     <w:p>
@@ -414,6 +414,14 @@
           <w:sz w:val="24"/>
           <w:szCs w:val="24"/>
         </w:rPr>
+        <w:t xml:space="preserve"> I</w:t>
+      </w:r>
+      <w:r>
+        <w:rPr>
+          <w:rFonts w:ascii="Times New Roman" w:hAnsi="Times New Roman" w:cs="Times New Roman"/>
+          <w:sz w:val="24"/>
+          <w:szCs w:val="24"/>
+        </w:rPr>
         <w:t xml:space="preserve"> decided to make a 3D one. </w:t>
       </w:r>
       <w:r>
@@ -486,15 +494,7 @@
           <w:sz w:val="24"/>
           <w:szCs w:val="24"/>
         </w:rPr>
-        <w:t xml:space="preserve"> of the 3D library </w:t>
-      </w:r>
-      <w:r>
-        <w:rPr>
-          <w:rFonts w:ascii="Times New Roman" w:hAnsi="Times New Roman" w:cs="Times New Roman"/>
-          <w:sz w:val="24"/>
-          <w:szCs w:val="24"/>
-        </w:rPr>
-        <w:t xml:space="preserve">opengl </w:t>
+        <w:t xml:space="preserve"> </w:t>
       </w:r>
       <w:r>
         <w:rPr>
@@ -550,7 +550,23 @@
           <w:sz w:val="24"/>
           <w:szCs w:val="24"/>
         </w:rPr>
-        <w:t xml:space="preserve"> much more than from textbooks and lectures. The success of this project had encouraged me to have no fear on trying</w:t>
+        <w:t xml:space="preserve"> much more than from textbooks and lectures.</w:t>
+      </w:r>
+      <w:r>
+        <w:rPr>
+          <w:rFonts w:ascii="Times New Roman" w:hAnsi="Times New Roman" w:cs="Times New Roman"/>
+          <w:sz w:val="24"/>
+          <w:szCs w:val="24"/>
+        </w:rPr>
+        <w:t xml:space="preserve"> And t</w:t>
+      </w:r>
+      <w:r>
+        <w:rPr>
+          <w:rFonts w:ascii="Times New Roman" w:hAnsi="Times New Roman" w:cs="Times New Roman"/>
+          <w:sz w:val="24"/>
+          <w:szCs w:val="24"/>
+        </w:rPr>
+        <w:t>he success of this project had encouraged me to have no fear on trying</w:t>
       </w:r>
       <w:r>
         <w:rPr>
@@ -642,6 +658,14 @@
           <w:sz w:val="24"/>
           <w:szCs w:val="24"/>
         </w:rPr>
+        <w:t>s</w:t>
+      </w:r>
+      <w:r>
+        <w:rPr>
+          <w:rFonts w:ascii="Times New Roman" w:hAnsi="Times New Roman" w:cs="Times New Roman"/>
+          <w:sz w:val="24"/>
+          <w:szCs w:val="24"/>
+        </w:rPr>
         <w:t xml:space="preserve"> </w:t>
       </w:r>
       <w:r>
@@ -674,7 +698,15 @@
           <w:sz w:val="24"/>
           <w:szCs w:val="24"/>
         </w:rPr>
-        <w:t xml:space="preserve"> So during the undergraduate period, I have </w:t>
+        <w:t xml:space="preserve"> D</w:t>
+      </w:r>
+      <w:r>
+        <w:rPr>
+          <w:rFonts w:ascii="Times New Roman" w:hAnsi="Times New Roman" w:cs="Times New Roman"/>
+          <w:sz w:val="24"/>
+          <w:szCs w:val="24"/>
+        </w:rPr>
+        <w:t xml:space="preserve">uring the undergraduate period, I have </w:t>
       </w:r>
       <w:r>
         <w:rPr>
@@ -722,6 +754,14 @@
           <w:sz w:val="24"/>
           <w:szCs w:val="24"/>
         </w:rPr>
+        <w:t>##</w:t>
+      </w:r>
+      <w:r>
+        <w:rPr>
+          <w:rFonts w:ascii="Times New Roman" w:hAnsi="Times New Roman" w:cs="Times New Roman"/>
+          <w:sz w:val="24"/>
+          <w:szCs w:val="24"/>
+        </w:rPr>
         <w:t>For example, in the</w:t>
       </w:r>
       <w:r>
@@ -778,7 +818,35 @@
           <w:sz w:val="24"/>
           <w:szCs w:val="24"/>
         </w:rPr>
-        <w:t>and some expected online part functions were too complicated for us to realize, but we tried our best to make a prototype as complete as we can, with most of the functions we wanted to include in our system.</w:t>
+        <w:t xml:space="preserve">and some expected online part functions were too complicated for us to realize, but we tried our best to make a prototype as complete as we can, with most of the functions we wanted to include in our </w:t>
+      </w:r>
+      <w:proofErr w:type="gramStart"/>
+      <w:r>
+        <w:rPr>
+          <w:rFonts w:ascii="Times New Roman" w:hAnsi="Times New Roman" w:cs="Times New Roman"/>
+          <w:sz w:val="24"/>
+          <w:szCs w:val="24"/>
+        </w:rPr>
+        <w:t>system.</w:t>
+      </w:r>
+      <w:proofErr w:type="gramEnd"/>
+      <w:r>
+        <w:rPr>
+          <w:rFonts w:ascii="Times New Roman" w:hAnsi="Times New Roman" w:cs="Times New Roman"/>
+          <w:sz w:val="24"/>
+          <w:szCs w:val="24"/>
+        </w:rPr>
+        <w:t>##</w:t>
+      </w:r>
+      <w:bookmarkStart w:id="0" w:name="_GoBack"/>
+      <w:bookmarkEnd w:id="0"/>
+      <w:r>
+        <w:rPr>
+          <w:rFonts w:ascii="Times New Roman" w:hAnsi="Times New Roman" w:cs="Times New Roman"/>
+          <w:sz w:val="24"/>
+          <w:szCs w:val="24"/>
+        </w:rPr>
+        <w:t xml:space="preserve"> </w:t>
       </w:r>
     </w:p>
     <w:p>
@@ -814,7 +882,25 @@
           <w:sz w:val="24"/>
           <w:szCs w:val="24"/>
         </w:rPr>
-        <w:t xml:space="preserve"> reminded me of the importance of study. The crazier your idea is, the deeper knowledge base </w:t>
+        <w:t xml:space="preserve"> reminded me of the importance of study. The crazier your idea </w:t>
+      </w:r>
+      <w:proofErr w:type="gramStart"/>
+      <w:r>
+        <w:rPr>
+          <w:rFonts w:ascii="Times New Roman" w:hAnsi="Times New Roman" w:cs="Times New Roman"/>
+          <w:sz w:val="24"/>
+          <w:szCs w:val="24"/>
+        </w:rPr>
+        <w:t>is,</w:t>
+      </w:r>
+      <w:proofErr w:type="gramEnd"/>
+      <w:r>
+        <w:rPr>
+          <w:rFonts w:ascii="Times New Roman" w:hAnsi="Times New Roman" w:cs="Times New Roman"/>
+          <w:sz w:val="24"/>
+          <w:szCs w:val="24"/>
+        </w:rPr>
+        <w:t xml:space="preserve"> the deeper knowledge base </w:t>
       </w:r>
       <w:r>
         <w:rPr>
@@ -854,7 +940,7 @@
           <w:sz w:val="24"/>
           <w:szCs w:val="24"/>
         </w:rPr>
-        <w:t>overall M</w:t>
+        <w:t>M</w:t>
       </w:r>
       <w:r>
         <w:rPr>
@@ -878,15 +964,31 @@
           <w:sz w:val="24"/>
           <w:szCs w:val="24"/>
         </w:rPr>
-        <w:t xml:space="preserve"> supervisor, I can generally make programs more and more well-rounded. In the recent course Computer Networking, </w:t>
-      </w:r>
-      <w:r>
-        <w:rPr>
-          <w:rFonts w:ascii="Times New Roman" w:hAnsi="Times New Roman" w:cs="Times New Roman"/>
-          <w:sz w:val="24"/>
-          <w:szCs w:val="24"/>
-        </w:rPr>
-        <w:t xml:space="preserve">I got an idea to build a </w:t>
+        <w:t xml:space="preserve"> supervisor, I can generally make programs more and more well-rounded. In the</w:t>
+      </w:r>
+      <w:r>
+        <w:rPr>
+          <w:rFonts w:ascii="Times New Roman" w:hAnsi="Times New Roman" w:cs="Times New Roman"/>
+          <w:sz w:val="24"/>
+          <w:szCs w:val="24"/>
+        </w:rPr>
+        <w:t xml:space="preserve"> most</w:t>
+      </w:r>
+      <w:r>
+        <w:rPr>
+          <w:rFonts w:ascii="Times New Roman" w:hAnsi="Times New Roman" w:cs="Times New Roman"/>
+          <w:sz w:val="24"/>
+          <w:szCs w:val="24"/>
+        </w:rPr>
+        <w:t xml:space="preserve"> recent course Computer Networking, </w:t>
+      </w:r>
+      <w:r>
+        <w:rPr>
+          <w:rFonts w:ascii="Times New Roman" w:hAnsi="Times New Roman" w:cs="Times New Roman"/>
+          <w:sz w:val="24"/>
+          <w:szCs w:val="24"/>
+        </w:rPr>
+        <w:t xml:space="preserve">I got an idea to build a Raspberry Pi based network attached storage system for us to download, upload and </w:t>
       </w:r>
       <w:r>
         <w:rPr>
@@ -895,31 +997,47 @@
           <w:szCs w:val="24"/>
         </w:rPr>
         <w:lastRenderedPageBreak/>
-        <w:t>Raspberry Pi based network attached storage system for us to download, upload and share files and manage these functions on the website</w:t>
-      </w:r>
-      <w:r>
-        <w:rPr>
-          <w:rFonts w:ascii="Times New Roman" w:hAnsi="Times New Roman" w:cs="Times New Roman"/>
-          <w:sz w:val="24"/>
-          <w:szCs w:val="24"/>
-        </w:rPr>
-        <w:t xml:space="preserve"> using your laptop or mobile phone</w:t>
-      </w:r>
-      <w:r>
-        <w:rPr>
-          <w:rFonts w:ascii="Times New Roman" w:hAnsi="Times New Roman" w:cs="Times New Roman"/>
-          <w:sz w:val="24"/>
-          <w:szCs w:val="24"/>
-        </w:rPr>
-        <w:t>.</w:t>
-      </w:r>
-      <w:r>
-        <w:rPr>
-          <w:rFonts w:ascii="Times New Roman" w:hAnsi="Times New Roman" w:cs="Times New Roman"/>
-          <w:sz w:val="24"/>
-          <w:szCs w:val="24"/>
-        </w:rPr>
-        <w:t xml:space="preserve"> This project was of high completeness and under the advice of the course instructor, we are now trying to turning our project into a patent.</w:t>
+        <w:t>share files.</w:t>
+      </w:r>
+      <w:r>
+        <w:rPr>
+          <w:rFonts w:ascii="Times New Roman" w:hAnsi="Times New Roman" w:cs="Times New Roman"/>
+          <w:sz w:val="24"/>
+          <w:szCs w:val="24"/>
+        </w:rPr>
+        <w:t xml:space="preserve"> This project was of high completeness and under the advice of </w:t>
+      </w:r>
+      <w:r>
+        <w:rPr>
+          <w:rFonts w:ascii="Times New Roman" w:hAnsi="Times New Roman" w:cs="Times New Roman"/>
+          <w:sz w:val="24"/>
+          <w:szCs w:val="24"/>
+        </w:rPr>
+        <w:t>our</w:t>
+      </w:r>
+      <w:r>
+        <w:rPr>
+          <w:rFonts w:ascii="Times New Roman" w:hAnsi="Times New Roman" w:cs="Times New Roman"/>
+          <w:sz w:val="24"/>
+          <w:szCs w:val="24"/>
+        </w:rPr>
+        <w:t xml:space="preserve"> course instructor, we are now trying to </w:t>
+      </w:r>
+      <w:r>
+        <w:rPr>
+          <w:rFonts w:ascii="Times New Roman" w:hAnsi="Times New Roman" w:cs="Times New Roman"/>
+          <w:sz w:val="24"/>
+          <w:szCs w:val="24"/>
+        </w:rPr>
+        <w:t>turn this</w:t>
+      </w:r>
+      <w:r>
+        <w:rPr>
+          <w:rFonts w:ascii="Times New Roman" w:hAnsi="Times New Roman" w:cs="Times New Roman"/>
+          <w:sz w:val="24"/>
+          <w:szCs w:val="24"/>
+        </w:rPr>
+        <w:t xml:space="preserve"> project into a patent.</w:t>
       </w:r>
     </w:p>
     <w:p>
@@ -936,29 +1054,242 @@
       <w:pPr>
         <w:ind w:firstLine="420"/>
         <w:rPr>
+          <w:rFonts w:ascii="Times New Roman" w:hAnsi="Times New Roman" w:cs="Times New Roman"/>
+          <w:sz w:val="24"/>
+          <w:szCs w:val="24"/>
+        </w:rPr>
+      </w:pPr>
+      <w:r>
+        <w:rPr>
+          <w:rFonts w:asciiTheme="minorEastAsia" w:hAnsiTheme="minorEastAsia" w:cs="Times New Roman" w:hint="eastAsia"/>
+          <w:sz w:val="24"/>
+          <w:szCs w:val="24"/>
+        </w:rPr>
+        <w:t>##</w:t>
+      </w:r>
+      <w:r>
+        <w:rPr>
+          <w:rFonts w:ascii="Times New Roman" w:eastAsia="Yu Mincho" w:hAnsi="Times New Roman" w:cs="Times New Roman" w:hint="eastAsia"/>
+          <w:sz w:val="24"/>
+          <w:szCs w:val="24"/>
+          <w:lang w:eastAsia="ja-JP"/>
+        </w:rPr>
+        <w:t xml:space="preserve">These experiences </w:t>
+      </w:r>
+      <w:r>
+        <w:rPr>
+          <w:rFonts w:ascii="Times New Roman" w:eastAsia="Yu Mincho" w:hAnsi="Times New Roman" w:cs="Times New Roman"/>
+          <w:sz w:val="24"/>
+          <w:szCs w:val="24"/>
+          <w:lang w:eastAsia="ja-JP"/>
+        </w:rPr>
+        <w:t>built the basis</w:t>
+      </w:r>
+      <w:r>
+        <w:rPr>
+          <w:rFonts w:ascii="Times New Roman" w:eastAsia="Yu Mincho" w:hAnsi="Times New Roman" w:cs="Times New Roman"/>
+          <w:sz w:val="24"/>
+          <w:szCs w:val="24"/>
+          <w:lang w:eastAsia="ja-JP"/>
+        </w:rPr>
+        <w:t xml:space="preserve"> my professional knowledge, and encouraged me to </w:t>
+      </w:r>
+      <w:r>
+        <w:rPr>
+          <w:rFonts w:ascii="Times New Roman" w:eastAsia="Yu Mincho" w:hAnsi="Times New Roman" w:cs="Times New Roman"/>
+          <w:sz w:val="24"/>
+          <w:szCs w:val="24"/>
+          <w:lang w:eastAsia="ja-JP"/>
+        </w:rPr>
+        <w:t>deep</w:t>
+      </w:r>
+      <w:r>
+        <w:rPr>
+          <w:rFonts w:ascii="Times New Roman" w:eastAsia="Yu Mincho" w:hAnsi="Times New Roman" w:cs="Times New Roman"/>
+          <w:sz w:val="24"/>
+          <w:szCs w:val="24"/>
+          <w:lang w:eastAsia="ja-JP"/>
+        </w:rPr>
+        <w:t xml:space="preserve"> into the further world of computer science.</w:t>
+      </w:r>
+      <w:r>
+        <w:rPr>
+          <w:rFonts w:ascii="Times New Roman" w:eastAsia="Yu Mincho" w:hAnsi="Times New Roman" w:cs="Times New Roman"/>
+          <w:sz w:val="24"/>
+          <w:szCs w:val="24"/>
+          <w:lang w:eastAsia="ja-JP"/>
+        </w:rPr>
+        <w:t xml:space="preserve"> I have been co-author of three papers, and the most different thing doing </w:t>
+      </w:r>
+      <w:r>
+        <w:rPr>
+          <w:rFonts w:ascii="Times New Roman" w:eastAsia="Yu Mincho" w:hAnsi="Times New Roman" w:cs="Times New Roman"/>
+          <w:sz w:val="24"/>
+          <w:szCs w:val="24"/>
+          <w:lang w:eastAsia="ja-JP"/>
+        </w:rPr>
+        <w:t>research</w:t>
+      </w:r>
+      <w:r>
+        <w:rPr>
+          <w:rFonts w:ascii="Times New Roman" w:eastAsia="Yu Mincho" w:hAnsi="Times New Roman" w:cs="Times New Roman"/>
+          <w:sz w:val="24"/>
+          <w:szCs w:val="24"/>
+          <w:lang w:eastAsia="ja-JP"/>
+        </w:rPr>
+        <w:t xml:space="preserve"> different from doing a project is</w:t>
+      </w:r>
+      <w:r>
+        <w:rPr>
+          <w:rFonts w:ascii="Times New Roman" w:eastAsia="Yu Mincho" w:hAnsi="Times New Roman" w:cs="Times New Roman"/>
+          <w:sz w:val="24"/>
+          <w:szCs w:val="24"/>
+          <w:lang w:eastAsia="ja-JP"/>
+        </w:rPr>
+        <w:t xml:space="preserve"> that</w:t>
+      </w:r>
+      <w:r>
+        <w:rPr>
+          <w:rFonts w:ascii="Times New Roman" w:eastAsia="Yu Mincho" w:hAnsi="Times New Roman" w:cs="Times New Roman"/>
+          <w:sz w:val="24"/>
+          <w:szCs w:val="24"/>
+          <w:lang w:eastAsia="ja-JP"/>
+        </w:rPr>
+        <w:t xml:space="preserve"> </w:t>
+      </w:r>
+      <w:r>
+        <w:rPr>
+          <w:rFonts w:ascii="Times New Roman" w:eastAsia="Yu Mincho" w:hAnsi="Times New Roman" w:cs="Times New Roman"/>
+          <w:sz w:val="24"/>
+          <w:szCs w:val="24"/>
+          <w:lang w:eastAsia="ja-JP"/>
+        </w:rPr>
+        <w:t>there is no guaranteed solution</w:t>
+      </w:r>
+      <w:r>
+        <w:rPr>
+          <w:rFonts w:ascii="Times New Roman" w:hAnsi="Times New Roman" w:cs="Times New Roman"/>
+          <w:sz w:val="24"/>
+          <w:szCs w:val="24"/>
+        </w:rPr>
+        <w:t xml:space="preserve">. </w:t>
+      </w:r>
+      <w:r>
+        <w:rPr>
+          <w:rFonts w:ascii="Times New Roman" w:hAnsi="Times New Roman" w:cs="Times New Roman"/>
+          <w:sz w:val="24"/>
+          <w:szCs w:val="24"/>
+        </w:rPr>
+        <w:t>In research, t</w:t>
+      </w:r>
+      <w:r>
+        <w:rPr>
+          <w:rFonts w:ascii="Times New Roman" w:hAnsi="Times New Roman" w:cs="Times New Roman"/>
+          <w:sz w:val="24"/>
+          <w:szCs w:val="24"/>
+        </w:rPr>
+        <w:t>he whole framework of solution is</w:t>
+      </w:r>
+      <w:r>
+        <w:rPr>
+          <w:rFonts w:ascii="Times New Roman" w:hAnsi="Times New Roman" w:cs="Times New Roman"/>
+          <w:sz w:val="24"/>
+          <w:szCs w:val="24"/>
+        </w:rPr>
+        <w:t xml:space="preserve"> all</w:t>
+      </w:r>
+      <w:r>
+        <w:rPr>
+          <w:rFonts w:ascii="Times New Roman" w:hAnsi="Times New Roman" w:cs="Times New Roman"/>
+          <w:sz w:val="24"/>
+          <w:szCs w:val="24"/>
+        </w:rPr>
+        <w:t xml:space="preserve"> built by yourself, which </w:t>
+      </w:r>
+      <w:r>
+        <w:rPr>
+          <w:rFonts w:ascii="Times New Roman" w:hAnsi="Times New Roman" w:cs="Times New Roman"/>
+          <w:sz w:val="24"/>
+          <w:szCs w:val="24"/>
+        </w:rPr>
+        <w:t>directly decides your experiment will be successful or not</w:t>
+      </w:r>
+      <w:r>
+        <w:rPr>
+          <w:rFonts w:ascii="Times New Roman" w:hAnsi="Times New Roman" w:cs="Times New Roman"/>
+          <w:sz w:val="24"/>
+          <w:szCs w:val="24"/>
+        </w:rPr>
+        <w:t>.</w:t>
+      </w:r>
+      <w:r>
+        <w:rPr>
           <w:rFonts w:ascii="Times New Roman" w:hAnsi="Times New Roman" w:cs="Times New Roman" w:hint="eastAsia"/>
           <w:sz w:val="24"/>
           <w:szCs w:val="24"/>
         </w:rPr>
+        <w:t xml:space="preserve"> </w:t>
+      </w:r>
+      <w:r>
+        <w:rPr>
+          <w:rFonts w:ascii="Times New Roman" w:hAnsi="Times New Roman" w:cs="Times New Roman"/>
+          <w:sz w:val="24"/>
+          <w:szCs w:val="24"/>
+        </w:rPr>
+        <w:t xml:space="preserve">In the first paper I involved in advised by Prof. Jian </w:t>
+      </w:r>
+      <w:r>
+        <w:rPr>
+          <w:rFonts w:ascii="Times New Roman" w:hAnsi="Times New Roman" w:cs="Times New Roman"/>
+          <w:sz w:val="24"/>
+          <w:szCs w:val="24"/>
+        </w:rPr>
+        <w:t>Cao, IXXXXX. L</w:t>
+      </w:r>
+      <w:r>
+        <w:rPr>
+          <w:rFonts w:ascii="Times New Roman" w:hAnsi="Times New Roman" w:cs="Times New Roman"/>
+          <w:sz w:val="24"/>
+          <w:szCs w:val="24"/>
+        </w:rPr>
+        <w:t>ater in my junior year study, I have been</w:t>
+      </w:r>
+      <w:r>
+        <w:rPr>
+          <w:rFonts w:ascii="Times New Roman" w:hAnsi="Times New Roman" w:cs="Times New Roman"/>
+          <w:sz w:val="24"/>
+          <w:szCs w:val="24"/>
+        </w:rPr>
+        <w:t xml:space="preserve"> much more experienced in doing research. In that year I fully involved in two studies about graph theory, </w:t>
+      </w:r>
+      <w:r>
+        <w:rPr>
+          <w:rFonts w:ascii="Times New Roman" w:hAnsi="Times New Roman" w:cs="Times New Roman" w:hint="eastAsia"/>
+          <w:sz w:val="24"/>
+          <w:szCs w:val="24"/>
+        </w:rPr>
+        <w:t>##</w:t>
+      </w:r>
+    </w:p>
+    <w:p>
+      <w:pPr>
+        <w:ind w:firstLine="420"/>
+        <w:rPr>
+          <w:rFonts w:ascii="Times New Roman" w:hAnsi="Times New Roman" w:cs="Times New Roman"/>
+          <w:sz w:val="24"/>
+          <w:szCs w:val="24"/>
+        </w:rPr>
       </w:pPr>
-      <w:r>
-        <w:rPr>
-          <w:rFonts w:ascii="Times New Roman" w:hAnsi="Times New Roman" w:cs="Times New Roman" w:hint="eastAsia"/>
-          <w:sz w:val="24"/>
-          <w:szCs w:val="24"/>
-        </w:rPr>
-        <w:t>Then let</w:t>
-      </w:r>
-      <w:r>
-        <w:rPr>
-          <w:rFonts w:ascii="Times New Roman" w:hAnsi="Times New Roman" w:cs="Times New Roman"/>
-          <w:sz w:val="24"/>
-          <w:szCs w:val="24"/>
-        </w:rPr>
-        <w:t>’s talk about my lab experience.</w:t>
-      </w:r>
-      <w:bookmarkStart w:id="0" w:name="_GoBack"/>
-      <w:bookmarkEnd w:id="0"/>
+    </w:p>
+    <w:p>
+      <w:pPr>
+        <w:ind w:firstLine="420"/>
+        <w:rPr>
+          <w:rFonts w:ascii="Times New Roman" w:hAnsi="Times New Roman" w:cs="Times New Roman"/>
+          <w:sz w:val="24"/>
+          <w:szCs w:val="24"/>
+        </w:rPr>
+      </w:pPr>
     </w:p>
     <w:sectPr>
       <w:pgSz w:w="11906" w:h="16838"/>
@@ -1673,7 +2004,7 @@
 </file>
 
 <file path=customXml/itemProps1.xml><?xml version="1.0" encoding="utf-8"?>
-<ds:datastoreItem xmlns:ds="http://schemas.openxmlformats.org/officeDocument/2006/customXml" ds:itemID="{3F2E84F7-B9BB-41A1-B03F-B26B3D4D7D96}">
+<ds:datastoreItem xmlns:ds="http://schemas.openxmlformats.org/officeDocument/2006/customXml" ds:itemID="{B1C98CF9-B3DF-481C-B630-641DFDA7BB79}">
   <ds:schemaRefs>
     <ds:schemaRef ds:uri="http://schemas.openxmlformats.org/officeDocument/2006/bibliography"/>
   </ds:schemaRefs>
